--- a/dwi_pipeline/docs/papers/factorial_paper/index.docx
+++ b/dwi_pipeline/docs/papers/factorial_paper/index.docx
@@ -382,6 +382,62 @@
             <w:r/>
             <w:r>
               <w:t>Per-arm × per-subject completion tracker with assembly diagram</w:t>
+            </w:r>
+          </w:p>
+        </w:tc>
+      </w:tr>
+      <w:tr>
+        <w:tc>
+          <w:tcPr>
+            <w:tcW w:type="dxa" w:w="4824"/>
+          </w:tcPr>
+          <w:p>
+            <w:r/>
+            <w:r>
+              <w:rPr>
+                <w:color w:val="1F4E79"/>
+                <w:u w:val="single"/>
+              </w:rPr>
+              <w:t>`neuroimage_prerequisites.md`</w:t>
+            </w:r>
+          </w:p>
+        </w:tc>
+        <w:tc>
+          <w:tcPr>
+            <w:tcW w:type="dxa" w:w="4824"/>
+          </w:tcPr>
+          <w:p>
+            <w:r/>
+            <w:r>
+              <w:t>Three open items that gate NeuroImage-tier submission (synthetic validation, N ≥ 80, TBI-specific complications)</w:t>
+            </w:r>
+          </w:p>
+        </w:tc>
+      </w:tr>
+      <w:tr>
+        <w:tc>
+          <w:tcPr>
+            <w:tcW w:type="dxa" w:w="4824"/>
+          </w:tcPr>
+          <w:p>
+            <w:r/>
+            <w:r>
+              <w:rPr>
+                <w:color w:val="1F4E79"/>
+                <w:u w:val="single"/>
+              </w:rPr>
+              <w:t>`differentiation_from_leapp.md`</w:t>
+            </w:r>
+          </w:p>
+        </w:tc>
+        <w:tc>
+          <w:tcPr>
+            <w:tcW w:type="dxa" w:w="4824"/>
+          </w:tcPr>
+          <w:p>
+            <w:r/>
+            <w:r>
+              <w:t>Ranked menu of 20 candidate additions that enlarge our distance from LeAPP (Tier 0 table-stakes + Tier 1 high-leverage + Tier 2 medium + Tier 3 skip); marginal-value analysis and reviewer-defense mapping</w:t>
             </w:r>
           </w:p>
         </w:tc>
